--- a/Teamwork V.docx
+++ b/Teamwork V.docx
@@ -1,6 +1,6 @@
 
 <file path=word/document.xml><?xml version="1.0" encoding="utf-8"?>
-<w:document xmlns:wpc="http://schemas.microsoft.com/office/word/2010/wordprocessingCanvas" xmlns:cx="http://schemas.microsoft.com/office/drawing/2014/chartex" xmlns:cx1="http://schemas.microsoft.com/office/drawing/2015/9/8/chartex" xmlns:cx2="http://schemas.microsoft.com/office/drawing/2015/10/21/chartex" xmlns:cx3="http://schemas.microsoft.com/office/drawing/2016/5/9/chartex" xmlns:cx4="http://schemas.microsoft.com/office/drawing/2016/5/10/chartex" xmlns:cx5="http://schemas.microsoft.com/office/drawing/2016/5/11/chartex" xmlns:cx6="http://schemas.microsoft.com/office/drawing/2016/5/12/chartex" xmlns:cx7="http://schemas.microsoft.com/office/drawing/2016/5/13/chartex" xmlns:cx8="http://schemas.microsoft.com/office/drawing/2016/5/14/chartex" xmlns:mc="http://schemas.openxmlformats.org/markup-compatibility/2006" xmlns:aink="http://schemas.microsoft.com/office/drawing/2016/ink" xmlns:am3d="http://schemas.microsoft.com/office/drawing/2017/model3d" xmlns:o="urn:schemas-microsoft-com:office:office" xmlns:oel="http://schemas.microsoft.com/office/2019/extlst" xmlns:r="http://schemas.openxmlformats.org/officeDocument/2006/relationships" xmlns:m="http://schemas.openxmlformats.org/officeDocument/2006/math" xmlns:v="urn:schemas-microsoft-com:vml" xmlns:wp14="http://schemas.microsoft.com/office/word/2010/wordprocessingDrawing" xmlns:wp="http://schemas.openxmlformats.org/drawingml/2006/wordprocessingDrawing" xmlns:w10="urn:schemas-microsoft-com:office:word" xmlns:w="http://schemas.openxmlformats.org/wordprocessingml/2006/main" xmlns:w14="http://schemas.microsoft.com/office/word/2010/wordml" xmlns:w15="http://schemas.microsoft.com/office/word/2012/wordml" xmlns:w16cex="http://schemas.microsoft.com/office/word/2018/wordml/cex" xmlns:w16cid="http://schemas.microsoft.com/office/word/2016/wordml/cid" xmlns:w16="http://schemas.microsoft.com/office/word/2018/wordml" xmlns:w16du="http://schemas.microsoft.com/office/word/2023/wordml/word16du" xmlns:w16sdtdh="http://schemas.microsoft.com/office/word/2020/wordml/sdtdatahash" xmlns:w16sdtfl="http://schemas.microsoft.com/office/word/2024/wordml/sdtformatlock" xmlns:w16se="http://schemas.microsoft.com/office/word/2015/wordml/symex" xmlns:wpg="http://schemas.microsoft.com/office/word/2010/wordprocessingGroup" xmlns:wpi="http://schemas.microsoft.com/office/word/2010/wordprocessingInk" xmlns:wne="http://schemas.microsoft.com/office/word/2006/wordml" xmlns:wps="http://schemas.microsoft.com/office/word/2010/wordprocessingShape" mc:Ignorable="w14 w15 w16se w16cid w16 w16cex w16sdtdh w16sdtfl w16du wp14">
+<w:document xmlns:wpc="http://schemas.microsoft.com/office/word/2010/wordprocessingCanvas" xmlns:cx="http://schemas.microsoft.com/office/drawing/2014/chartex" xmlns:cx1="http://schemas.microsoft.com/office/drawing/2015/9/8/chartex" xmlns:mc="http://schemas.openxmlformats.org/markup-compatibility/2006" xmlns:o="urn:schemas-microsoft-com:office:office" xmlns:r="http://schemas.openxmlformats.org/officeDocument/2006/relationships" xmlns:m="http://schemas.openxmlformats.org/officeDocument/2006/math" xmlns:v="urn:schemas-microsoft-com:vml" xmlns:wp14="http://schemas.microsoft.com/office/word/2010/wordprocessingDrawing" xmlns:wp="http://schemas.openxmlformats.org/drawingml/2006/wordprocessingDrawing" xmlns:w10="urn:schemas-microsoft-com:office:word" xmlns:w="http://schemas.openxmlformats.org/wordprocessingml/2006/main" xmlns:w14="http://schemas.microsoft.com/office/word/2010/wordml" xmlns:w15="http://schemas.microsoft.com/office/word/2012/wordml" xmlns:w16se="http://schemas.microsoft.com/office/word/2015/wordml/symex" xmlns:wpg="http://schemas.microsoft.com/office/word/2010/wordprocessingGroup" xmlns:wpi="http://schemas.microsoft.com/office/word/2010/wordprocessingInk" xmlns:wne="http://schemas.microsoft.com/office/word/2006/wordml" xmlns:wps="http://schemas.microsoft.com/office/word/2010/wordprocessingShape" mc:Ignorable="w14 w15 w16se wp14">
   <w:body>
     <w:p>
       <w:pPr>
@@ -39,29 +39,7 @@
         <w:rPr>
           <w:lang w:val="en-US"/>
         </w:rPr>
-        <w:t xml:space="preserve">Members: Sanuji </w:t>
-      </w:r>
-      <w:proofErr w:type="spellStart"/>
-      <w:proofErr w:type="gramStart"/>
-      <w:r>
-        <w:rPr>
-          <w:lang w:val="en-US"/>
-        </w:rPr>
-        <w:t>Gamagedara</w:t>
-      </w:r>
-      <w:proofErr w:type="spellEnd"/>
-      <w:r>
-        <w:rPr>
-          <w:lang w:val="en-US"/>
-        </w:rPr>
-        <w:t xml:space="preserve">  -</w:t>
-      </w:r>
-      <w:proofErr w:type="gramEnd"/>
-      <w:r>
-        <w:rPr>
-          <w:lang w:val="en-US"/>
-        </w:rPr>
-        <w:t xml:space="preserve">  e2401855</w:t>
+        <w:t>Members: Sanuji Gamagedara  -  e2401855</w:t>
       </w:r>
     </w:p>
     <w:p>
@@ -75,21 +53,7 @@
           <w:lang w:val="en-US"/>
         </w:rPr>
         <w:tab/>
-        <w:t xml:space="preserve">       Yashodha </w:t>
-      </w:r>
-      <w:proofErr w:type="spellStart"/>
-      <w:r>
-        <w:rPr>
-          <w:lang w:val="en-US"/>
-        </w:rPr>
-        <w:t>Buthpitiya</w:t>
-      </w:r>
-      <w:proofErr w:type="spellEnd"/>
-      <w:r>
-        <w:rPr>
-          <w:lang w:val="en-US"/>
-        </w:rPr>
-        <w:t xml:space="preserve"> – </w:t>
+        <w:t xml:space="preserve">       Yashodha Buthpitiya – </w:t>
       </w:r>
       <w:r>
         <w:rPr>
@@ -115,43 +79,7 @@
           <w:lang w:val="en-US"/>
         </w:rPr>
         <w:tab/>
-        <w:t xml:space="preserve">       </w:t>
-      </w:r>
-      <w:proofErr w:type="spellStart"/>
-      <w:r>
-        <w:rPr>
-          <w:lang w:val="en-US"/>
-        </w:rPr>
-        <w:t>Samurdhika</w:t>
-      </w:r>
-      <w:proofErr w:type="spellEnd"/>
-      <w:r>
-        <w:rPr>
-          <w:lang w:val="en-US"/>
-        </w:rPr>
-        <w:t xml:space="preserve"> </w:t>
-      </w:r>
-      <w:proofErr w:type="spellStart"/>
-      <w:proofErr w:type="gramStart"/>
-      <w:r>
-        <w:rPr>
-          <w:lang w:val="en-US"/>
-        </w:rPr>
-        <w:t>Susanthi</w:t>
-      </w:r>
-      <w:proofErr w:type="spellEnd"/>
-      <w:r>
-        <w:rPr>
-          <w:lang w:val="en-US"/>
-        </w:rPr>
-        <w:t xml:space="preserve">  -</w:t>
-      </w:r>
-      <w:proofErr w:type="gramEnd"/>
-      <w:r>
-        <w:rPr>
-          <w:lang w:val="en-US"/>
-        </w:rPr>
-        <w:t xml:space="preserve"> e2401866</w:t>
+        <w:t xml:space="preserve">       Samurdhika Susanthi  - e2401866</w:t>
       </w:r>
     </w:p>
     <w:p>
@@ -203,25 +131,10 @@
         <w:rPr>
           <w:lang w:val="en-US"/>
         </w:rPr>
-        <w:t xml:space="preserve">Primary users who need to reserve rooms for </w:t>
-      </w:r>
-      <w:proofErr w:type="gramStart"/>
-      <w:r>
-        <w:rPr>
-          <w:lang w:val="en-US"/>
-        </w:rPr>
-        <w:t>studying,</w:t>
-      </w:r>
-      <w:proofErr w:type="gramEnd"/>
-      <w:r>
-        <w:rPr>
-          <w:lang w:val="en-US"/>
-        </w:rPr>
-        <w:t xml:space="preserve"> group work, meetings, and project activities.</w:t>
-      </w:r>
-    </w:p>
-    <w:p>
-      <w:proofErr w:type="spellStart"/>
+        <w:t>Primary users who need to reserve rooms for studying, group work, meetings, and project activities.</w:t>
+      </w:r>
+    </w:p>
+    <w:p>
       <w:r>
         <w:rPr>
           <w:b/>
@@ -229,7 +142,6 @@
         </w:rPr>
         <w:t>Needs</w:t>
       </w:r>
-      <w:proofErr w:type="spellEnd"/>
     </w:p>
     <w:p>
       <w:pPr>
@@ -293,7 +205,6 @@
           <w:bCs/>
         </w:rPr>
       </w:pPr>
-      <w:proofErr w:type="spellStart"/>
       <w:r>
         <w:rPr>
           <w:b/>
@@ -301,7 +212,6 @@
         </w:rPr>
         <w:t>Administrators</w:t>
       </w:r>
-      <w:proofErr w:type="spellEnd"/>
     </w:p>
     <w:p>
       <w:pPr>
@@ -317,7 +227,6 @@
       </w:r>
     </w:p>
     <w:p>
-      <w:proofErr w:type="spellStart"/>
       <w:r>
         <w:rPr>
           <w:b/>
@@ -325,7 +234,6 @@
         </w:rPr>
         <w:t>Needs</w:t>
       </w:r>
-      <w:proofErr w:type="spellEnd"/>
     </w:p>
     <w:p>
       <w:pPr>
@@ -373,29 +281,8 @@
           <w:numId w:val="5"/>
         </w:numPr>
       </w:pPr>
-      <w:proofErr w:type="spellStart"/>
-      <w:r>
-        <w:t>Generate</w:t>
-      </w:r>
-      <w:proofErr w:type="spellEnd"/>
-      <w:r>
-        <w:t xml:space="preserve"> </w:t>
-      </w:r>
-      <w:proofErr w:type="spellStart"/>
-      <w:r>
-        <w:t>usage</w:t>
-      </w:r>
-      <w:proofErr w:type="spellEnd"/>
-      <w:r>
-        <w:t xml:space="preserve"> </w:t>
-      </w:r>
-      <w:proofErr w:type="spellStart"/>
-      <w:r>
-        <w:t>reports</w:t>
-      </w:r>
-      <w:proofErr w:type="spellEnd"/>
-      <w:r>
-        <w:t xml:space="preserve"> </w:t>
+      <w:r>
+        <w:t xml:space="preserve">Generate usage reports </w:t>
       </w:r>
     </w:p>
     <w:p>
@@ -436,25 +323,24 @@
           <w:b/>
           <w:bCs/>
         </w:rPr>
+        <w:t>IT Support Staff</w:t>
+      </w:r>
+    </w:p>
+    <w:p>
+      <w:pPr>
+        <w:rPr>
+          <w:lang w:val="en-US"/>
+        </w:rPr>
+      </w:pPr>
+      <w:r>
+        <w:rPr>
+          <w:lang w:val="en-US"/>
+        </w:rPr>
         <w:lastRenderedPageBreak/>
-        <w:t>IT Support Staff</w:t>
-      </w:r>
-    </w:p>
-    <w:p>
-      <w:pPr>
-        <w:rPr>
-          <w:lang w:val="en-US"/>
-        </w:rPr>
-      </w:pPr>
-      <w:r>
-        <w:rPr>
-          <w:lang w:val="en-US"/>
-        </w:rPr>
         <w:t>Responsible for maintaining the application.</w:t>
       </w:r>
     </w:p>
     <w:p>
-      <w:proofErr w:type="spellStart"/>
       <w:r>
         <w:rPr>
           <w:b/>
@@ -462,7 +348,6 @@
         </w:rPr>
         <w:t>Needs</w:t>
       </w:r>
-      <w:proofErr w:type="spellEnd"/>
     </w:p>
     <w:p>
       <w:pPr>
@@ -529,37 +414,10 @@
         <w:rPr>
           <w:lang w:val="en-US"/>
         </w:rPr>
-        <w:t xml:space="preserve">Develop a set of requirements for the </w:t>
-      </w:r>
-      <w:proofErr w:type="gramStart"/>
-      <w:r>
-        <w:rPr>
-          <w:lang w:val="en-US"/>
-        </w:rPr>
-        <w:t>application as a whole</w:t>
-      </w:r>
-      <w:proofErr w:type="gramEnd"/>
-      <w:r>
-        <w:rPr>
-          <w:lang w:val="en-US"/>
-        </w:rPr>
-        <w:t xml:space="preserve">. The requirements should describe what the application must do and the qualities it must have. </w:t>
-      </w:r>
-      <w:proofErr w:type="spellStart"/>
-      <w:r>
-        <w:t>Consider</w:t>
-      </w:r>
-      <w:proofErr w:type="spellEnd"/>
-      <w:r>
-        <w:t xml:space="preserve">, for </w:t>
-      </w:r>
-      <w:proofErr w:type="spellStart"/>
-      <w:r>
-        <w:t>example</w:t>
-      </w:r>
-      <w:proofErr w:type="spellEnd"/>
-      <w:r>
-        <w:t>:</w:t>
+        <w:t xml:space="preserve">Develop a set of requirements for the application as a whole. The requirements should describe what the application must do and the qualities it must have. </w:t>
+      </w:r>
+      <w:r>
+        <w:t>Consider, for example:</w:t>
       </w:r>
     </w:p>
     <w:p>
@@ -609,16 +467,8 @@
         <w:rPr>
           <w:lang w:val="en-US"/>
         </w:rPr>
-        <w:t xml:space="preserve">allow students to </w:t>
-      </w:r>
-      <w:proofErr w:type="gramStart"/>
-      <w:r>
-        <w:rPr>
-          <w:lang w:val="en-US"/>
-        </w:rPr>
-        <w:t>login</w:t>
-      </w:r>
-      <w:proofErr w:type="gramEnd"/>
+        <w:t>allow students to login</w:t>
+      </w:r>
     </w:p>
     <w:p>
       <w:pPr>
@@ -691,19 +541,11 @@
           <w:lang w:val="en-US"/>
         </w:rPr>
       </w:pPr>
-      <w:proofErr w:type="gramStart"/>
-      <w:r>
-        <w:rPr>
-          <w:lang w:val="en-US"/>
-        </w:rPr>
-        <w:t>provide a booking</w:t>
-      </w:r>
-      <w:proofErr w:type="gramEnd"/>
-      <w:r>
-        <w:rPr>
-          <w:lang w:val="en-US"/>
-        </w:rPr>
-        <w:t xml:space="preserve"> confirmation</w:t>
+      <w:r>
+        <w:rPr>
+          <w:lang w:val="en-US"/>
+        </w:rPr>
+        <w:t>provide a booking confirmation</w:t>
       </w:r>
     </w:p>
     <w:p>
@@ -792,16 +634,8 @@
         <w:rPr>
           <w:lang w:val="en-US"/>
         </w:rPr>
-        <w:t xml:space="preserve">room availability should be updated after </w:t>
-      </w:r>
-      <w:proofErr w:type="gramStart"/>
-      <w:r>
-        <w:rPr>
-          <w:lang w:val="en-US"/>
-        </w:rPr>
-        <w:t>a booking</w:t>
-      </w:r>
-      <w:proofErr w:type="gramEnd"/>
+        <w:t>room availability should be updated after a booking</w:t>
+      </w:r>
     </w:p>
     <w:p>
       <w:pPr>
@@ -839,81 +673,65 @@
           <w:bCs/>
           <w:lang w:val="en-US"/>
         </w:rPr>
+        <w:t>Usability requirements:</w:t>
+      </w:r>
+      <w:r>
+        <w:rPr>
+          <w:lang w:val="en-US"/>
+        </w:rPr>
+        <w:t xml:space="preserve"> </w:t>
+      </w:r>
+      <w:r>
+        <w:rPr>
+          <w:lang w:val="en-US"/>
+        </w:rPr>
+        <w:t>h</w:t>
+      </w:r>
+      <w:r>
+        <w:rPr>
+          <w:lang w:val="en-US"/>
+        </w:rPr>
+        <w:t>ow easy should the application be to learn and use?</w:t>
+      </w:r>
+    </w:p>
+    <w:p>
+      <w:pPr>
+        <w:rPr>
+          <w:lang w:val="en-US"/>
+        </w:rPr>
+      </w:pPr>
+      <w:r>
+        <w:rPr>
+          <w:lang w:val="en-US"/>
+        </w:rPr>
+        <w:t>users should be able make the booking with only few steps</w:t>
+      </w:r>
+    </w:p>
+    <w:p>
+      <w:pPr>
+        <w:rPr>
+          <w:lang w:val="en-US"/>
+        </w:rPr>
+      </w:pPr>
+      <w:r>
+        <w:rPr>
+          <w:lang w:val="en-US"/>
+        </w:rPr>
         <w:lastRenderedPageBreak/>
-        <w:t>Usability requirements:</w:t>
-      </w:r>
-      <w:r>
-        <w:rPr>
-          <w:lang w:val="en-US"/>
-        </w:rPr>
-        <w:t xml:space="preserve"> </w:t>
-      </w:r>
-      <w:r>
-        <w:rPr>
-          <w:lang w:val="en-US"/>
-        </w:rPr>
-        <w:t>h</w:t>
-      </w:r>
-      <w:r>
-        <w:rPr>
-          <w:lang w:val="en-US"/>
-        </w:rPr>
-        <w:t>ow easy should the application be to learn and use?</w:t>
-      </w:r>
-    </w:p>
-    <w:p>
-      <w:pPr>
-        <w:rPr>
-          <w:lang w:val="en-US"/>
-        </w:rPr>
-      </w:pPr>
-      <w:r>
-        <w:rPr>
-          <w:lang w:val="en-US"/>
-        </w:rPr>
-        <w:t>users should be able make the booking with only few steps</w:t>
-      </w:r>
-    </w:p>
-    <w:p>
-      <w:pPr>
-        <w:rPr>
-          <w:lang w:val="en-US"/>
-        </w:rPr>
-      </w:pPr>
-      <w:proofErr w:type="gramStart"/>
-      <w:r>
-        <w:rPr>
-          <w:lang w:val="en-US"/>
-        </w:rPr>
-        <w:t>the</w:t>
-      </w:r>
-      <w:proofErr w:type="gramEnd"/>
-      <w:r>
-        <w:rPr>
-          <w:lang w:val="en-US"/>
-        </w:rPr>
-        <w:t xml:space="preserve"> interface should be user friendly</w:t>
-      </w:r>
-    </w:p>
-    <w:p>
-      <w:pPr>
-        <w:rPr>
-          <w:lang w:val="en-US"/>
-        </w:rPr>
-      </w:pPr>
-      <w:proofErr w:type="gramStart"/>
-      <w:r>
-        <w:rPr>
-          <w:lang w:val="en-US"/>
-        </w:rPr>
-        <w:t>clear</w:t>
-      </w:r>
-      <w:proofErr w:type="gramEnd"/>
-      <w:r>
-        <w:rPr>
-          <w:lang w:val="en-US"/>
-        </w:rPr>
-        <w:t xml:space="preserve"> error messages should be shown when something goes wrong</w:t>
+        <w:t>the interface should be user friendly</w:t>
+      </w:r>
+    </w:p>
+    <w:p>
+      <w:pPr>
+        <w:rPr>
+          <w:lang w:val="en-US"/>
+        </w:rPr>
+      </w:pPr>
+      <w:r>
+        <w:rPr>
+          <w:lang w:val="en-US"/>
+        </w:rPr>
+        <w:t>clear error messages should be shown when something goes wrong</w:t>
       </w:r>
     </w:p>
     <w:p>
@@ -979,60 +797,24 @@
           <w:lang w:val="en-US"/>
         </w:rPr>
       </w:pPr>
-      <w:proofErr w:type="gramStart"/>
-      <w:r>
-        <w:rPr>
-          <w:lang w:val="en-US"/>
-        </w:rPr>
-        <w:t>if</w:t>
-      </w:r>
-      <w:proofErr w:type="gramEnd"/>
-      <w:r>
-        <w:rPr>
-          <w:lang w:val="en-US"/>
-        </w:rPr>
-        <w:t xml:space="preserve"> an error </w:t>
-      </w:r>
-      <w:proofErr w:type="gramStart"/>
-      <w:r>
-        <w:rPr>
-          <w:lang w:val="en-US"/>
-        </w:rPr>
-        <w:t>happens</w:t>
-      </w:r>
-      <w:proofErr w:type="gramEnd"/>
-      <w:r>
-        <w:rPr>
-          <w:lang w:val="en-US"/>
-        </w:rPr>
-        <w:t xml:space="preserve"> the users should receive a clear message</w:t>
-      </w:r>
-    </w:p>
-    <w:p>
-      <w:pPr>
-        <w:rPr>
-          <w:lang w:val="en-US"/>
-        </w:rPr>
-      </w:pPr>
-      <w:r>
-        <w:rPr>
-          <w:lang w:val="en-US"/>
-        </w:rPr>
-        <w:t xml:space="preserve">booking data should </w:t>
-      </w:r>
-      <w:proofErr w:type="gramStart"/>
-      <w:r>
-        <w:rPr>
-          <w:lang w:val="en-US"/>
-        </w:rPr>
-        <w:t>safely</w:t>
-      </w:r>
-      <w:proofErr w:type="gramEnd"/>
-      <w:r>
-        <w:rPr>
-          <w:lang w:val="en-US"/>
-        </w:rPr>
-        <w:t xml:space="preserve"> in the database</w:t>
+      <w:r>
+        <w:rPr>
+          <w:lang w:val="en-US"/>
+        </w:rPr>
+        <w:t>if an error happens the users should receive a clear message</w:t>
+      </w:r>
+    </w:p>
+    <w:p>
+      <w:pPr>
+        <w:rPr>
+          <w:lang w:val="en-US"/>
+        </w:rPr>
+      </w:pPr>
+      <w:r>
+        <w:rPr>
+          <w:lang w:val="en-US"/>
+        </w:rPr>
+        <w:t>booking data should safely in the database</w:t>
       </w:r>
     </w:p>
     <w:p>
@@ -1078,19 +860,11 @@
           <w:lang w:val="en-US"/>
         </w:rPr>
       </w:pPr>
-      <w:proofErr w:type="gramStart"/>
-      <w:r>
-        <w:rPr>
-          <w:lang w:val="en-US"/>
-        </w:rPr>
-        <w:t>only</w:t>
-      </w:r>
-      <w:proofErr w:type="gramEnd"/>
-      <w:r>
-        <w:rPr>
-          <w:lang w:val="en-US"/>
-        </w:rPr>
-        <w:t xml:space="preserve"> authorized users should be able to make a booking</w:t>
+      <w:r>
+        <w:rPr>
+          <w:lang w:val="en-US"/>
+        </w:rPr>
+        <w:t>only authorized users should be able to make a booking</w:t>
       </w:r>
     </w:p>
     <w:p>
@@ -1175,19 +949,11 @@
           <w:lang w:val="en-US"/>
         </w:rPr>
       </w:pPr>
-      <w:proofErr w:type="gramStart"/>
-      <w:r>
-        <w:rPr>
-          <w:lang w:val="en-US"/>
-        </w:rPr>
-        <w:t>the</w:t>
-      </w:r>
-      <w:proofErr w:type="gramEnd"/>
-      <w:r>
-        <w:rPr>
-          <w:lang w:val="en-US"/>
-        </w:rPr>
-        <w:t xml:space="preserve"> system should allow new rooms and universities to be added later</w:t>
+      <w:r>
+        <w:rPr>
+          <w:lang w:val="en-US"/>
+        </w:rPr>
+        <w:t>the system should allow new rooms and universities to be added later</w:t>
       </w:r>
     </w:p>
     <w:p>
@@ -1321,63 +1087,33 @@
         <w:rPr>
           <w:lang w:val="en-US"/>
         </w:rPr>
-        <w:t xml:space="preserve">re there standards, legislation, </w:t>
-      </w:r>
-      <w:proofErr w:type="spellStart"/>
-      <w:r>
-        <w:rPr>
-          <w:lang w:val="en-US"/>
-        </w:rPr>
-        <w:t>organisational</w:t>
-      </w:r>
-      <w:proofErr w:type="spellEnd"/>
-      <w:r>
-        <w:rPr>
-          <w:lang w:val="en-US"/>
-        </w:rPr>
-        <w:t xml:space="preserve"> requirements, or technical limitations that need to be considered?</w:t>
-      </w:r>
-    </w:p>
-    <w:p>
-      <w:pPr>
-        <w:rPr>
-          <w:lang w:val="en-US"/>
-        </w:rPr>
-      </w:pPr>
-      <w:proofErr w:type="gramStart"/>
-      <w:r>
-        <w:rPr>
-          <w:lang w:val="en-US"/>
-        </w:rPr>
-        <w:t>the</w:t>
-      </w:r>
-      <w:proofErr w:type="gramEnd"/>
-      <w:r>
-        <w:rPr>
-          <w:lang w:val="en-US"/>
-        </w:rPr>
-        <w:t xml:space="preserve"> application is mainly designed for student lounge meeting rooms</w:t>
-      </w:r>
-    </w:p>
-    <w:p>
-      <w:pPr>
-        <w:rPr>
-          <w:lang w:val="en-US"/>
-        </w:rPr>
-      </w:pPr>
-      <w:proofErr w:type="gramStart"/>
-      <w:r>
-        <w:rPr>
-          <w:lang w:val="en-US"/>
-        </w:rPr>
-        <w:t>the</w:t>
-      </w:r>
-      <w:proofErr w:type="gramEnd"/>
-      <w:r>
-        <w:rPr>
-          <w:lang w:val="en-US"/>
-        </w:rPr>
-        <w:t xml:space="preserve"> application must follow applicable privacy and data protection requirements.</w:t>
+        <w:t>re there standards, legislation, organisational requirements, or technical limitations that need to be considered?</w:t>
+      </w:r>
+    </w:p>
+    <w:p>
+      <w:pPr>
+        <w:rPr>
+          <w:lang w:val="en-US"/>
+        </w:rPr>
+      </w:pPr>
+      <w:r>
+        <w:rPr>
+          <w:lang w:val="en-US"/>
+        </w:rPr>
+        <w:t>the application is mainly designed for student lounge meeting rooms</w:t>
+      </w:r>
+    </w:p>
+    <w:p>
+      <w:pPr>
+        <w:rPr>
+          <w:lang w:val="en-US"/>
+        </w:rPr>
+      </w:pPr>
+      <w:r>
+        <w:rPr>
+          <w:lang w:val="en-US"/>
+        </w:rPr>
+        <w:t>the application must follow applicable privacy and data protection requirements.</w:t>
       </w:r>
     </w:p>
     <w:p>
@@ -1399,7 +1135,6 @@
           <w:bCs/>
           <w:lang w:val="en-US"/>
         </w:rPr>
-        <w:lastRenderedPageBreak/>
         <w:t xml:space="preserve">3. </w:t>
       </w:r>
       <w:r>
@@ -1488,23 +1223,8 @@
     </w:p>
     <w:p>
       <w:r>
-        <w:t xml:space="preserve">For </w:t>
-      </w:r>
-      <w:proofErr w:type="spellStart"/>
-      <w:r>
-        <w:t>each</w:t>
-      </w:r>
-      <w:proofErr w:type="spellEnd"/>
-      <w:r>
-        <w:t xml:space="preserve"> </w:t>
-      </w:r>
-      <w:proofErr w:type="spellStart"/>
-      <w:r>
-        <w:t>subsystem</w:t>
-      </w:r>
-      <w:proofErr w:type="spellEnd"/>
-      <w:r>
-        <w:t>:</w:t>
+        <w:lastRenderedPageBreak/>
+        <w:t>For each subsystem:</w:t>
       </w:r>
     </w:p>
     <w:p>
@@ -1531,29 +1251,8 @@
           <w:numId w:val="2"/>
         </w:numPr>
       </w:pPr>
-      <w:proofErr w:type="spellStart"/>
-      <w:r>
-        <w:t>Define</w:t>
-      </w:r>
-      <w:proofErr w:type="spellEnd"/>
-      <w:r>
-        <w:t xml:space="preserve"> </w:t>
-      </w:r>
-      <w:proofErr w:type="spellStart"/>
-      <w:r>
-        <w:t>the</w:t>
-      </w:r>
-      <w:proofErr w:type="spellEnd"/>
-      <w:r>
-        <w:t xml:space="preserve"> </w:t>
-      </w:r>
-      <w:proofErr w:type="spellStart"/>
-      <w:r>
-        <w:t>inputs</w:t>
-      </w:r>
-      <w:proofErr w:type="spellEnd"/>
-      <w:r>
-        <w:t xml:space="preserve"> and outputs</w:t>
+      <w:r>
+        <w:t>Define the inputs and outputs</w:t>
       </w:r>
     </w:p>
     <w:p>
@@ -1622,21 +1321,7 @@
         <w:rPr>
           <w:lang w:val="en-US"/>
         </w:rPr>
-        <w:t>inputs: User-id/</w:t>
-      </w:r>
-      <w:proofErr w:type="gramStart"/>
-      <w:r>
-        <w:rPr>
-          <w:lang w:val="en-US"/>
-        </w:rPr>
-        <w:t>email ,</w:t>
-      </w:r>
-      <w:proofErr w:type="gramEnd"/>
-      <w:r>
-        <w:rPr>
-          <w:lang w:val="en-US"/>
-        </w:rPr>
-        <w:t xml:space="preserve">  password, user-information</w:t>
+        <w:t>inputs: User-id/email ,  password, user-information</w:t>
       </w:r>
     </w:p>
     <w:p>
@@ -1720,21 +1405,7 @@
         <w:rPr>
           <w:lang w:val="en-US"/>
         </w:rPr>
-        <w:t xml:space="preserve">Responsibilities: Create bookings, Check availability, Cancel the </w:t>
-      </w:r>
-      <w:proofErr w:type="gramStart"/>
-      <w:r>
-        <w:rPr>
-          <w:lang w:val="en-US"/>
-        </w:rPr>
-        <w:t>booking ,</w:t>
-      </w:r>
-      <w:proofErr w:type="gramEnd"/>
-      <w:r>
-        <w:rPr>
-          <w:lang w:val="en-US"/>
-        </w:rPr>
-        <w:t xml:space="preserve"> prevent double bookings</w:t>
+        <w:t>Responsibilities: Create bookings, Check availability, Cancel the booking , prevent double bookings</w:t>
       </w:r>
     </w:p>
     <w:p>
@@ -1779,21 +1450,7 @@
         <w:rPr>
           <w:lang w:val="en-US"/>
         </w:rPr>
-        <w:t xml:space="preserve">: A room cannot be booked by two users at the same time, </w:t>
-      </w:r>
-      <w:proofErr w:type="gramStart"/>
-      <w:r>
-        <w:rPr>
-          <w:lang w:val="en-US"/>
-        </w:rPr>
-        <w:t>user</w:t>
-      </w:r>
-      <w:proofErr w:type="gramEnd"/>
-      <w:r>
-        <w:rPr>
-          <w:lang w:val="en-US"/>
-        </w:rPr>
-        <w:t xml:space="preserve"> can cancel their own booking</w:t>
+        <w:t>: A room cannot be booked by two users at the same time, user can cancel their own booking</w:t>
       </w:r>
     </w:p>
     <w:p>
@@ -1832,21 +1489,7 @@
         <w:rPr>
           <w:lang w:val="en-US"/>
         </w:rPr>
-        <w:t xml:space="preserve">Responsibilities: send booking </w:t>
-      </w:r>
-      <w:proofErr w:type="gramStart"/>
-      <w:r>
-        <w:rPr>
-          <w:lang w:val="en-US"/>
-        </w:rPr>
-        <w:t>confirmation ,</w:t>
-      </w:r>
-      <w:proofErr w:type="gramEnd"/>
-      <w:r>
-        <w:rPr>
-          <w:lang w:val="en-US"/>
-        </w:rPr>
-        <w:t xml:space="preserve"> notify the users about the cancellation</w:t>
+        <w:t>Responsibilities: send booking confirmation , notify the users about the cancellation</w:t>
       </w:r>
     </w:p>
     <w:p>
@@ -1885,127 +1528,71 @@
         <w:rPr>
           <w:lang w:val="en-US"/>
         </w:rPr>
+        <w:t>functional and non-functional requirements</w:t>
+      </w:r>
+      <w:r>
+        <w:rPr>
+          <w:lang w:val="en-US"/>
+        </w:rPr>
+        <w:t xml:space="preserve">: </w:t>
+      </w:r>
+      <w:r>
+        <w:rPr>
+          <w:lang w:val="en-US"/>
+        </w:rPr>
+        <w:t>user should receive confirmation after a successful booking, notification should contain the correct booking details</w:t>
+      </w:r>
+    </w:p>
+    <w:p>
+      <w:pPr>
+        <w:rPr>
+          <w:lang w:val="en-US"/>
+        </w:rPr>
+      </w:pPr>
+      <w:r>
+        <w:rPr>
+          <w:lang w:val="en-US"/>
+        </w:rPr>
+        <w:t>4.Administration:</w:t>
+      </w:r>
+    </w:p>
+    <w:p>
+      <w:pPr>
+        <w:rPr>
+          <w:lang w:val="en-US"/>
+        </w:rPr>
+      </w:pPr>
+      <w:r>
+        <w:rPr>
+          <w:lang w:val="en-US"/>
+        </w:rPr>
+        <w:t>purpose: allow admins to manage the whole system</w:t>
+      </w:r>
+    </w:p>
+    <w:p>
+      <w:pPr>
+        <w:rPr>
+          <w:lang w:val="en-US"/>
+        </w:rPr>
+      </w:pPr>
+      <w:r>
+        <w:rPr>
+          <w:lang w:val="en-US"/>
+        </w:rPr>
+        <w:t>Responsibilities: manage users, view all bookings, cancel and modify bookings when necessary</w:t>
+      </w:r>
+    </w:p>
+    <w:p>
+      <w:pPr>
+        <w:rPr>
+          <w:lang w:val="en-US"/>
+        </w:rPr>
+      </w:pPr>
+      <w:r>
+        <w:rPr>
+          <w:lang w:val="en-US"/>
+        </w:rPr>
         <w:lastRenderedPageBreak/>
-        <w:t>functional and non-functional requirements</w:t>
-      </w:r>
-      <w:r>
-        <w:rPr>
-          <w:lang w:val="en-US"/>
-        </w:rPr>
-        <w:t xml:space="preserve">: </w:t>
-      </w:r>
-      <w:r>
-        <w:rPr>
-          <w:lang w:val="en-US"/>
-        </w:rPr>
-        <w:t>user should receive confirmation after a successful booking, notification should contain the correct booking details</w:t>
-      </w:r>
-    </w:p>
-    <w:p>
-      <w:pPr>
-        <w:rPr>
-          <w:lang w:val="en-US"/>
-        </w:rPr>
-      </w:pPr>
-      <w:r>
-        <w:rPr>
-          <w:lang w:val="en-US"/>
-        </w:rPr>
-        <w:t>4.Administration:</w:t>
-      </w:r>
-    </w:p>
-    <w:p>
-      <w:pPr>
-        <w:rPr>
-          <w:lang w:val="en-US"/>
-        </w:rPr>
-      </w:pPr>
-      <w:r>
-        <w:rPr>
-          <w:lang w:val="en-US"/>
-        </w:rPr>
-        <w:t>purpose: allow admins to manage the whole system</w:t>
-      </w:r>
-    </w:p>
-    <w:p>
-      <w:pPr>
-        <w:rPr>
-          <w:lang w:val="en-US"/>
-        </w:rPr>
-      </w:pPr>
-      <w:r>
-        <w:rPr>
-          <w:lang w:val="en-US"/>
-        </w:rPr>
-        <w:t xml:space="preserve">Responsibilities: </w:t>
-      </w:r>
-      <w:proofErr w:type="gramStart"/>
-      <w:r>
-        <w:rPr>
-          <w:lang w:val="en-US"/>
-        </w:rPr>
-        <w:t>manage</w:t>
-      </w:r>
-      <w:proofErr w:type="gramEnd"/>
-      <w:r>
-        <w:rPr>
-          <w:lang w:val="en-US"/>
-        </w:rPr>
-        <w:t xml:space="preserve"> users, </w:t>
-      </w:r>
-      <w:proofErr w:type="gramStart"/>
-      <w:r>
-        <w:rPr>
-          <w:lang w:val="en-US"/>
-        </w:rPr>
-        <w:t>view</w:t>
-      </w:r>
-      <w:proofErr w:type="gramEnd"/>
-      <w:r>
-        <w:rPr>
-          <w:lang w:val="en-US"/>
-        </w:rPr>
-        <w:t xml:space="preserve"> all bookings, </w:t>
-      </w:r>
-      <w:proofErr w:type="gramStart"/>
-      <w:r>
-        <w:rPr>
-          <w:lang w:val="en-US"/>
-        </w:rPr>
-        <w:t>cancel</w:t>
-      </w:r>
-      <w:proofErr w:type="gramEnd"/>
-      <w:r>
-        <w:rPr>
-          <w:lang w:val="en-US"/>
-        </w:rPr>
-        <w:t xml:space="preserve"> and </w:t>
-      </w:r>
-      <w:proofErr w:type="gramStart"/>
-      <w:r>
-        <w:rPr>
-          <w:lang w:val="en-US"/>
-        </w:rPr>
-        <w:t>modify</w:t>
-      </w:r>
-      <w:proofErr w:type="gramEnd"/>
-      <w:r>
-        <w:rPr>
-          <w:lang w:val="en-US"/>
-        </w:rPr>
-        <w:t xml:space="preserve"> bookings when necessary</w:t>
-      </w:r>
-    </w:p>
-    <w:p>
-      <w:pPr>
-        <w:rPr>
-          <w:lang w:val="en-US"/>
-        </w:rPr>
-      </w:pPr>
-      <w:r>
-        <w:rPr>
-          <w:lang w:val="en-US"/>
-        </w:rPr>
         <w:t>input: user information, booking information</w:t>
       </w:r>
     </w:p>
@@ -2075,45 +1662,10 @@
         <w:rPr>
           <w:lang w:val="en-US"/>
         </w:rPr>
-        <w:t xml:space="preserve"> to </w:t>
-      </w:r>
-      <w:proofErr w:type="spellStart"/>
-      <w:r>
-        <w:rPr>
-          <w:lang w:val="en-US"/>
-        </w:rPr>
-        <w:t>analyse</w:t>
-      </w:r>
-      <w:proofErr w:type="spellEnd"/>
-      <w:r>
-        <w:rPr>
-          <w:lang w:val="en-US"/>
-        </w:rPr>
-        <w:t xml:space="preserve"> the relationship between stakeholder/customer needs and the technical requirements of the application. </w:t>
-      </w:r>
-      <w:proofErr w:type="spellStart"/>
-      <w:r>
-        <w:t>The</w:t>
-      </w:r>
-      <w:proofErr w:type="spellEnd"/>
-      <w:r>
-        <w:t xml:space="preserve"> </w:t>
-      </w:r>
-      <w:proofErr w:type="spellStart"/>
-      <w:r>
-        <w:t>analysis</w:t>
-      </w:r>
-      <w:proofErr w:type="spellEnd"/>
-      <w:r>
-        <w:t xml:space="preserve"> </w:t>
-      </w:r>
-      <w:proofErr w:type="spellStart"/>
-      <w:r>
-        <w:t>should</w:t>
-      </w:r>
-      <w:proofErr w:type="spellEnd"/>
-      <w:r>
-        <w:t>:</w:t>
+        <w:t xml:space="preserve"> to analyse the relationship between stakeholder/customer needs and the technical requirements of the application. </w:t>
+      </w:r>
+      <w:r>
+        <w:t>The analysis should:</w:t>
       </w:r>
     </w:p>
     <w:p>
@@ -2196,21 +1748,7 @@
         <w:rPr>
           <w:lang w:val="en-US"/>
         </w:rPr>
-        <w:t xml:space="preserve">: simple and </w:t>
-      </w:r>
-      <w:proofErr w:type="gramStart"/>
-      <w:r>
-        <w:rPr>
-          <w:lang w:val="en-US"/>
-        </w:rPr>
-        <w:t>user friendly</w:t>
-      </w:r>
-      <w:proofErr w:type="gramEnd"/>
-      <w:r>
-        <w:rPr>
-          <w:lang w:val="en-US"/>
-        </w:rPr>
-        <w:t xml:space="preserve"> interface</w:t>
+        <w:t>: simple and user friendly interface</w:t>
       </w:r>
     </w:p>
     <w:p>
@@ -2255,13 +1793,7 @@
         <w:rPr>
           <w:lang w:val="en-US"/>
         </w:rPr>
-        <w:t xml:space="preserve">: </w:t>
-      </w:r>
-      <w:r>
-        <w:rPr>
-          <w:lang w:val="en-US"/>
-        </w:rPr>
-        <w:t>fast booking process</w:t>
+        <w:t>: fast booking process</w:t>
       </w:r>
     </w:p>
     <w:p>
@@ -2306,13 +1838,7 @@
         <w:rPr>
           <w:lang w:val="en-US"/>
         </w:rPr>
-        <w:t xml:space="preserve">: </w:t>
-      </w:r>
-      <w:r>
-        <w:rPr>
-          <w:lang w:val="en-US"/>
-        </w:rPr>
-        <w:t>real time availability checking</w:t>
+        <w:t>: real time availability checking</w:t>
       </w:r>
     </w:p>
     <w:p>
@@ -2357,13 +1883,7 @@
         <w:rPr>
           <w:lang w:val="en-US"/>
         </w:rPr>
-        <w:t xml:space="preserve">: </w:t>
-      </w:r>
-      <w:r>
-        <w:rPr>
-          <w:lang w:val="en-US"/>
-        </w:rPr>
-        <w:t>database booking validation</w:t>
+        <w:t>: database booking validation</w:t>
       </w:r>
     </w:p>
     <w:p>
@@ -2389,8 +1909,98 @@
         <w:rPr>
           <w:lang w:val="en-US"/>
         </w:rPr>
+        <w:t>Secure login –</w:t>
+      </w:r>
+    </w:p>
+    <w:p>
+      <w:pPr>
+        <w:rPr>
+          <w:lang w:val="en-US"/>
+        </w:rPr>
+      </w:pPr>
+      <w:r>
+        <w:rPr>
+          <w:lang w:val="en-US"/>
+        </w:rPr>
+        <w:t>technical or system requirements</w:t>
+      </w:r>
+      <w:r>
+        <w:rPr>
+          <w:lang w:val="en-US"/>
+        </w:rPr>
+        <w:t>: authentication and authorization</w:t>
+      </w:r>
+    </w:p>
+    <w:p>
+      <w:pPr>
+        <w:rPr>
+          <w:lang w:val="en-US"/>
+        </w:rPr>
+      </w:pPr>
+      <w:r>
+        <w:rPr>
+          <w:lang w:val="en-US"/>
+        </w:rPr>
+        <w:t>Priority: High</w:t>
+      </w:r>
+    </w:p>
+    <w:p>
+      <w:pPr>
+        <w:rPr>
+          <w:lang w:val="en-US"/>
+        </w:rPr>
+      </w:pPr>
+      <w:r>
+        <w:rPr>
+          <w:lang w:val="en-US"/>
+        </w:rPr>
+        <w:t>easy cancellation –</w:t>
+      </w:r>
+    </w:p>
+    <w:p>
+      <w:pPr>
+        <w:rPr>
+          <w:lang w:val="en-US"/>
+        </w:rPr>
+      </w:pPr>
+      <w:r>
+        <w:rPr>
+          <w:lang w:val="en-US"/>
+        </w:rPr>
+        <w:t>technical or system requirements</w:t>
+      </w:r>
+      <w:r>
+        <w:rPr>
+          <w:lang w:val="en-US"/>
+        </w:rPr>
+        <w:t>: booking cancellations</w:t>
+      </w:r>
+    </w:p>
+    <w:p>
+      <w:pPr>
+        <w:rPr>
+          <w:lang w:val="en-US"/>
+        </w:rPr>
+      </w:pPr>
+      <w:r>
+        <w:rPr>
+          <w:lang w:val="en-US"/>
+        </w:rPr>
+        <w:t>Priority: Medium</w:t>
+      </w:r>
+    </w:p>
+    <w:p>
+      <w:pPr>
+        <w:rPr>
+          <w:lang w:val="en-US"/>
+        </w:rPr>
+      </w:pPr>
+      <w:r>
+        <w:rPr>
+          <w:lang w:val="en-US"/>
+        </w:rPr>
         <w:lastRenderedPageBreak/>
-        <w:t>Secure login –</w:t>
+        <w:t xml:space="preserve">Mobile support – </w:t>
       </w:r>
     </w:p>
     <w:p>
@@ -2409,39 +2019,33 @@
         <w:rPr>
           <w:lang w:val="en-US"/>
         </w:rPr>
-        <w:t xml:space="preserve">: </w:t>
-      </w:r>
-      <w:r>
-        <w:rPr>
-          <w:lang w:val="en-US"/>
-        </w:rPr>
-        <w:t>authentication and authorization</w:t>
-      </w:r>
-    </w:p>
-    <w:p>
-      <w:pPr>
-        <w:rPr>
-          <w:lang w:val="en-US"/>
-        </w:rPr>
-      </w:pPr>
-      <w:r>
-        <w:rPr>
-          <w:lang w:val="en-US"/>
-        </w:rPr>
-        <w:t>Priority: High</w:t>
-      </w:r>
-    </w:p>
-    <w:p>
-      <w:pPr>
-        <w:rPr>
-          <w:lang w:val="en-US"/>
-        </w:rPr>
-      </w:pPr>
-      <w:r>
-        <w:rPr>
-          <w:lang w:val="en-US"/>
-        </w:rPr>
-        <w:t>easy cancellation –</w:t>
+        <w:t>: responsive web design</w:t>
+      </w:r>
+    </w:p>
+    <w:p>
+      <w:pPr>
+        <w:rPr>
+          <w:lang w:val="en-US"/>
+        </w:rPr>
+      </w:pPr>
+      <w:r>
+        <w:rPr>
+          <w:lang w:val="en-US"/>
+        </w:rPr>
+        <w:t>Priority: low</w:t>
+      </w:r>
+    </w:p>
+    <w:p>
+      <w:pPr>
+        <w:rPr>
+          <w:lang w:val="en-US"/>
+        </w:rPr>
+      </w:pPr>
+      <w:r>
+        <w:rPr>
+          <w:lang w:val="en-US"/>
+        </w:rPr>
+        <w:t>booking confirmation</w:t>
       </w:r>
     </w:p>
     <w:p>
@@ -2460,45 +2064,33 @@
         <w:rPr>
           <w:lang w:val="en-US"/>
         </w:rPr>
-        <w:t xml:space="preserve">: </w:t>
-      </w:r>
-      <w:r>
-        <w:rPr>
-          <w:lang w:val="en-US"/>
-        </w:rPr>
-        <w:t>booking cancellations</w:t>
-      </w:r>
-    </w:p>
-    <w:p>
-      <w:pPr>
-        <w:rPr>
-          <w:lang w:val="en-US"/>
-        </w:rPr>
-      </w:pPr>
-      <w:r>
-        <w:rPr>
-          <w:lang w:val="en-US"/>
-        </w:rPr>
-        <w:t xml:space="preserve">Priority: </w:t>
-      </w:r>
-      <w:r>
-        <w:rPr>
-          <w:lang w:val="en-US"/>
-        </w:rPr>
-        <w:t>Medium</w:t>
-      </w:r>
-    </w:p>
-    <w:p>
-      <w:pPr>
-        <w:rPr>
-          <w:lang w:val="en-US"/>
-        </w:rPr>
-      </w:pPr>
-      <w:r>
-        <w:rPr>
-          <w:lang w:val="en-US"/>
-        </w:rPr>
-        <w:t xml:space="preserve">Mobile support – </w:t>
+        <w:t>: confirmation email</w:t>
+      </w:r>
+    </w:p>
+    <w:p>
+      <w:pPr>
+        <w:rPr>
+          <w:lang w:val="en-US"/>
+        </w:rPr>
+      </w:pPr>
+      <w:r>
+        <w:rPr>
+          <w:lang w:val="en-US"/>
+        </w:rPr>
+        <w:t>Priority: Medium</w:t>
+      </w:r>
+    </w:p>
+    <w:p>
+      <w:pPr>
+        <w:rPr>
+          <w:lang w:val="en-US"/>
+        </w:rPr>
+      </w:pPr>
+      <w:r>
+        <w:rPr>
+          <w:lang w:val="en-US"/>
+        </w:rPr>
+        <w:t>use the preferred language</w:t>
       </w:r>
     </w:p>
     <w:p>
@@ -2517,146 +2109,20 @@
         <w:rPr>
           <w:lang w:val="en-US"/>
         </w:rPr>
-        <w:t xml:space="preserve">: </w:t>
-      </w:r>
-      <w:r>
-        <w:rPr>
-          <w:lang w:val="en-US"/>
-        </w:rPr>
-        <w:t>responsive web design</w:t>
-      </w:r>
-    </w:p>
-    <w:p>
-      <w:pPr>
-        <w:rPr>
-          <w:lang w:val="en-US"/>
-        </w:rPr>
-      </w:pPr>
-      <w:r>
-        <w:rPr>
-          <w:lang w:val="en-US"/>
-        </w:rPr>
-        <w:t xml:space="preserve">Priority: </w:t>
-      </w:r>
-      <w:r>
-        <w:rPr>
-          <w:lang w:val="en-US"/>
-        </w:rPr>
-        <w:t>low</w:t>
-      </w:r>
-    </w:p>
-    <w:p>
-      <w:pPr>
-        <w:rPr>
-          <w:lang w:val="en-US"/>
-        </w:rPr>
-      </w:pPr>
-      <w:r>
-        <w:rPr>
-          <w:lang w:val="en-US"/>
-        </w:rPr>
-        <w:t>booking confirmation</w:t>
-      </w:r>
-    </w:p>
-    <w:p>
-      <w:pPr>
-        <w:rPr>
-          <w:lang w:val="en-US"/>
-        </w:rPr>
-      </w:pPr>
-      <w:r>
-        <w:rPr>
-          <w:lang w:val="en-US"/>
-        </w:rPr>
-        <w:t>technical or system requirements</w:t>
-      </w:r>
-      <w:r>
-        <w:rPr>
-          <w:lang w:val="en-US"/>
-        </w:rPr>
-        <w:t xml:space="preserve">: </w:t>
-      </w:r>
-      <w:r>
-        <w:rPr>
-          <w:lang w:val="en-US"/>
-        </w:rPr>
-        <w:t>confirmation email</w:t>
-      </w:r>
-    </w:p>
-    <w:p>
-      <w:pPr>
-        <w:rPr>
-          <w:lang w:val="en-US"/>
-        </w:rPr>
-      </w:pPr>
-      <w:r>
-        <w:rPr>
-          <w:lang w:val="en-US"/>
-        </w:rPr>
-        <w:t xml:space="preserve">Priority: </w:t>
-      </w:r>
-      <w:r>
-        <w:rPr>
-          <w:lang w:val="en-US"/>
-        </w:rPr>
-        <w:t>Medium</w:t>
-      </w:r>
-    </w:p>
-    <w:p>
-      <w:pPr>
-        <w:rPr>
-          <w:lang w:val="en-US"/>
-        </w:rPr>
-      </w:pPr>
-      <w:r>
-        <w:rPr>
-          <w:lang w:val="en-US"/>
-        </w:rPr>
-        <w:t>use the preferred language</w:t>
-      </w:r>
-    </w:p>
-    <w:p>
-      <w:pPr>
-        <w:rPr>
-          <w:lang w:val="en-US"/>
-        </w:rPr>
-      </w:pPr>
-      <w:r>
-        <w:rPr>
-          <w:lang w:val="en-US"/>
-        </w:rPr>
-        <w:t>technical or system requirements</w:t>
-      </w:r>
-      <w:r>
-        <w:rPr>
-          <w:lang w:val="en-US"/>
-        </w:rPr>
-        <w:t xml:space="preserve">: </w:t>
-      </w:r>
-      <w:r>
-        <w:rPr>
-          <w:lang w:val="en-US"/>
-        </w:rPr>
-        <w:t>language selection – Finnish, Swedish and English</w:t>
-      </w:r>
-    </w:p>
-    <w:p>
-      <w:pPr>
-        <w:rPr>
-          <w:lang w:val="en-US"/>
-        </w:rPr>
-      </w:pPr>
-      <w:r>
-        <w:rPr>
-          <w:lang w:val="en-US"/>
-        </w:rPr>
-        <w:t xml:space="preserve">Priority: </w:t>
-      </w:r>
-      <w:r>
-        <w:rPr>
-          <w:lang w:val="en-US"/>
-        </w:rPr>
-        <w:t>Low</w:t>
+        <w:t>: language selection – Finnish, Swedish and English</w:t>
+      </w:r>
+    </w:p>
+    <w:p>
+      <w:pPr>
+        <w:rPr>
+          <w:lang w:val="en-US"/>
+        </w:rPr>
+      </w:pPr>
+      <w:r>
+        <w:rPr>
+          <w:lang w:val="en-US"/>
+        </w:rPr>
+        <w:t>Priority: Low</w:t>
       </w:r>
     </w:p>
     <w:p>
@@ -2680,6 +2146,63 @@
           <w:lang w:val="en-US"/>
         </w:rPr>
       </w:pPr>
+      <w:bookmarkStart w:id="0" w:name="_GoBack"/>
+      <w:r>
+        <w:rPr>
+          <w:noProof/>
+          <w:lang w:val="en-US"/>
+        </w:rPr>
+        <w:drawing>
+          <wp:anchor distT="0" distB="0" distL="114300" distR="114300" simplePos="0" relativeHeight="251658240" behindDoc="0" locked="0" layoutInCell="1" allowOverlap="1" wp14:anchorId="26D4E27C" wp14:editId="25F4C184">
+            <wp:simplePos x="0" y="0"/>
+            <wp:positionH relativeFrom="column">
+              <wp:posOffset>-38100</wp:posOffset>
+            </wp:positionH>
+            <wp:positionV relativeFrom="paragraph">
+              <wp:posOffset>294640</wp:posOffset>
+            </wp:positionV>
+            <wp:extent cx="5731510" cy="3501390"/>
+            <wp:effectExtent l="0" t="0" r="2540" b="3810"/>
+            <wp:wrapNone/>
+            <wp:docPr id="1" name="Picture 1"/>
+            <wp:cNvGraphicFramePr>
+              <a:graphicFrameLocks xmlns:a="http://schemas.openxmlformats.org/drawingml/2006/main" noChangeAspect="1"/>
+            </wp:cNvGraphicFramePr>
+            <a:graphic xmlns:a="http://schemas.openxmlformats.org/drawingml/2006/main">
+              <a:graphicData uri="http://schemas.openxmlformats.org/drawingml/2006/picture">
+                <pic:pic xmlns:pic="http://schemas.openxmlformats.org/drawingml/2006/picture">
+                  <pic:nvPicPr>
+                    <pic:cNvPr id="1" name="Sequence diagram.jpg"/>
+                    <pic:cNvPicPr/>
+                  </pic:nvPicPr>
+                  <pic:blipFill>
+                    <a:blip r:embed="rId5">
+                      <a:extLst>
+                        <a:ext uri="{28A0092B-C50C-407E-A947-70E740481C1C}">
+                          <a14:useLocalDpi xmlns:a14="http://schemas.microsoft.com/office/drawing/2010/main" val="0"/>
+                        </a:ext>
+                      </a:extLst>
+                    </a:blip>
+                    <a:stretch>
+                      <a:fillRect/>
+                    </a:stretch>
+                  </pic:blipFill>
+                  <pic:spPr>
+                    <a:xfrm>
+                      <a:off x="0" y="0"/>
+                      <a:ext cx="5731510" cy="3501390"/>
+                    </a:xfrm>
+                    <a:prstGeom prst="rect">
+                      <a:avLst/>
+                    </a:prstGeom>
+                  </pic:spPr>
+                </pic:pic>
+              </a:graphicData>
+            </a:graphic>
+          </wp:anchor>
+        </w:drawing>
+      </w:r>
+      <w:bookmarkEnd w:id="0"/>
     </w:p>
     <w:p>
       <w:pPr>
@@ -2713,7 +2236,7 @@
 </file>
 
 <file path=word/numbering.xml><?xml version="1.0" encoding="utf-8"?>
-<w:numbering xmlns:wpc="http://schemas.microsoft.com/office/word/2010/wordprocessingCanvas" xmlns:cx="http://schemas.microsoft.com/office/drawing/2014/chartex" xmlns:cx1="http://schemas.microsoft.com/office/drawing/2015/9/8/chartex" xmlns:cx2="http://schemas.microsoft.com/office/drawing/2015/10/21/chartex" xmlns:cx3="http://schemas.microsoft.com/office/drawing/2016/5/9/chartex" xmlns:cx4="http://schemas.microsoft.com/office/drawing/2016/5/10/chartex" xmlns:cx5="http://schemas.microsoft.com/office/drawing/2016/5/11/chartex" xmlns:cx6="http://schemas.microsoft.com/office/drawing/2016/5/12/chartex" xmlns:cx7="http://schemas.microsoft.com/office/drawing/2016/5/13/chartex" xmlns:cx8="http://schemas.microsoft.com/office/drawing/2016/5/14/chartex" xmlns:mc="http://schemas.openxmlformats.org/markup-compatibility/2006" xmlns:aink="http://schemas.microsoft.com/office/drawing/2016/ink" xmlns:am3d="http://schemas.microsoft.com/office/drawing/2017/model3d" xmlns:o="urn:schemas-microsoft-com:office:office" xmlns:oel="http://schemas.microsoft.com/office/2019/extlst" xmlns:r="http://schemas.openxmlformats.org/officeDocument/2006/relationships" xmlns:m="http://schemas.openxmlformats.org/officeDocument/2006/math" xmlns:v="urn:schemas-microsoft-com:vml" xmlns:wp14="http://schemas.microsoft.com/office/word/2010/wordprocessingDrawing" xmlns:wp="http://schemas.openxmlformats.org/drawingml/2006/wordprocessingDrawing" xmlns:w10="urn:schemas-microsoft-com:office:word" xmlns:w="http://schemas.openxmlformats.org/wordprocessingml/2006/main" xmlns:w14="http://schemas.microsoft.com/office/word/2010/wordml" xmlns:w15="http://schemas.microsoft.com/office/word/2012/wordml" xmlns:w16cex="http://schemas.microsoft.com/office/word/2018/wordml/cex" xmlns:w16cid="http://schemas.microsoft.com/office/word/2016/wordml/cid" xmlns:w16="http://schemas.microsoft.com/office/word/2018/wordml" xmlns:w16du="http://schemas.microsoft.com/office/word/2023/wordml/word16du" xmlns:w16sdtdh="http://schemas.microsoft.com/office/word/2020/wordml/sdtdatahash" xmlns:w16sdtfl="http://schemas.microsoft.com/office/word/2024/wordml/sdtformatlock" xmlns:w16se="http://schemas.microsoft.com/office/word/2015/wordml/symex" xmlns:wpg="http://schemas.microsoft.com/office/word/2010/wordprocessingGroup" xmlns:wpi="http://schemas.microsoft.com/office/word/2010/wordprocessingInk" xmlns:wne="http://schemas.microsoft.com/office/word/2006/wordml" xmlns:wps="http://schemas.microsoft.com/office/word/2010/wordprocessingShape" mc:Ignorable="w14 w15 w16se w16cid w16 w16cex w16sdtdh w16sdtfl w16du wp14">
+<w:numbering xmlns:wpc="http://schemas.microsoft.com/office/word/2010/wordprocessingCanvas" xmlns:cx="http://schemas.microsoft.com/office/drawing/2014/chartex" xmlns:cx1="http://schemas.microsoft.com/office/drawing/2015/9/8/chartex" xmlns:mc="http://schemas.openxmlformats.org/markup-compatibility/2006" xmlns:o="urn:schemas-microsoft-com:office:office" xmlns:r="http://schemas.openxmlformats.org/officeDocument/2006/relationships" xmlns:m="http://schemas.openxmlformats.org/officeDocument/2006/math" xmlns:v="urn:schemas-microsoft-com:vml" xmlns:wp14="http://schemas.microsoft.com/office/word/2010/wordprocessingDrawing" xmlns:wp="http://schemas.openxmlformats.org/drawingml/2006/wordprocessingDrawing" xmlns:w10="urn:schemas-microsoft-com:office:word" xmlns:w="http://schemas.openxmlformats.org/wordprocessingml/2006/main" xmlns:w14="http://schemas.microsoft.com/office/word/2010/wordml" xmlns:w15="http://schemas.microsoft.com/office/word/2012/wordml" xmlns:w16se="http://schemas.microsoft.com/office/word/2015/wordml/symex" xmlns:wpg="http://schemas.microsoft.com/office/word/2010/wordprocessingGroup" xmlns:wpi="http://schemas.microsoft.com/office/word/2010/wordprocessingInk" xmlns:wne="http://schemas.microsoft.com/office/word/2006/wordml" xmlns:wps="http://schemas.microsoft.com/office/word/2010/wordprocessingShape" mc:Ignorable="w14 w15 w16se wp14">
   <w:abstractNum w:abstractNumId="0" w15:restartNumberingAfterBreak="0">
     <w:nsid w:val="0EE81332"/>
     <w:multiLevelType w:val="multilevel"/>
@@ -3757,32 +3280,32 @@
       </w:rPr>
     </w:lvl>
   </w:abstractNum>
-  <w:num w:numId="1" w16cid:durableId="1261332945">
+  <w:num w:numId="1">
     <w:abstractNumId w:val="3"/>
   </w:num>
-  <w:num w:numId="2" w16cid:durableId="1896695270">
+  <w:num w:numId="2">
     <w:abstractNumId w:val="6"/>
   </w:num>
-  <w:num w:numId="3" w16cid:durableId="1981688962">
+  <w:num w:numId="3">
     <w:abstractNumId w:val="5"/>
   </w:num>
-  <w:num w:numId="4" w16cid:durableId="1693341835">
+  <w:num w:numId="4">
     <w:abstractNumId w:val="0"/>
   </w:num>
-  <w:num w:numId="5" w16cid:durableId="1275864513">
+  <w:num w:numId="5">
     <w:abstractNumId w:val="1"/>
   </w:num>
-  <w:num w:numId="6" w16cid:durableId="321013272">
+  <w:num w:numId="6">
     <w:abstractNumId w:val="2"/>
   </w:num>
-  <w:num w:numId="7" w16cid:durableId="1151018139">
+  <w:num w:numId="7">
     <w:abstractNumId w:val="4"/>
   </w:num>
 </w:numbering>
 </file>
 
 <file path=word/styles.xml><?xml version="1.0" encoding="utf-8"?>
-<w:styles xmlns:mc="http://schemas.openxmlformats.org/markup-compatibility/2006" xmlns:r="http://schemas.openxmlformats.org/officeDocument/2006/relationships" xmlns:w="http://schemas.openxmlformats.org/wordprocessingml/2006/main" xmlns:w14="http://schemas.microsoft.com/office/word/2010/wordml" xmlns:w15="http://schemas.microsoft.com/office/word/2012/wordml" xmlns:w16cex="http://schemas.microsoft.com/office/word/2018/wordml/cex" xmlns:w16cid="http://schemas.microsoft.com/office/word/2016/wordml/cid" xmlns:w16="http://schemas.microsoft.com/office/word/2018/wordml" xmlns:w16du="http://schemas.microsoft.com/office/word/2023/wordml/word16du" xmlns:w16sdtdh="http://schemas.microsoft.com/office/word/2020/wordml/sdtdatahash" xmlns:w16sdtfl="http://schemas.microsoft.com/office/word/2024/wordml/sdtformatlock" xmlns:w16se="http://schemas.microsoft.com/office/word/2015/wordml/symex" mc:Ignorable="w14 w15 w16se w16cid w16 w16cex w16sdtdh w16sdtfl w16du">
+<w:styles xmlns:mc="http://schemas.openxmlformats.org/markup-compatibility/2006" xmlns:r="http://schemas.openxmlformats.org/officeDocument/2006/relationships" xmlns:w="http://schemas.openxmlformats.org/wordprocessingml/2006/main" xmlns:w14="http://schemas.microsoft.com/office/word/2010/wordml" xmlns:w15="http://schemas.microsoft.com/office/word/2012/wordml" xmlns:w16se="http://schemas.microsoft.com/office/word/2015/wordml/symex" mc:Ignorable="w14 w15 w16se">
   <w:docDefaults>
     <w:rPrDefault>
       <w:rPr>
@@ -3800,7 +3323,7 @@
       </w:pPr>
     </w:pPrDefault>
   </w:docDefaults>
-  <w:latentStyles w:defLockedState="0" w:defUIPriority="99" w:defSemiHidden="0" w:defUnhideWhenUsed="0" w:defQFormat="0" w:count="376">
+  <w:latentStyles w:defLockedState="0" w:defUIPriority="99" w:defSemiHidden="0" w:defUnhideWhenUsed="0" w:defQFormat="0" w:count="371">
     <w:lsdException w:name="Normal" w:uiPriority="0" w:qFormat="1"/>
     <w:lsdException w:name="heading 1" w:uiPriority="9" w:qFormat="1"/>
     <w:lsdException w:name="heading 2" w:semiHidden="1" w:uiPriority="9" w:unhideWhenUsed="1" w:qFormat="1"/>
@@ -4172,11 +3695,6 @@
     <w:lsdException w:name="List Table 5 Dark Accent 6" w:uiPriority="50"/>
     <w:lsdException w:name="List Table 6 Colorful Accent 6" w:uiPriority="51"/>
     <w:lsdException w:name="List Table 7 Colorful Accent 6" w:uiPriority="52"/>
-    <w:lsdException w:name="Mention" w:semiHidden="1" w:unhideWhenUsed="1"/>
-    <w:lsdException w:name="Smart Hyperlink" w:semiHidden="1" w:unhideWhenUsed="1"/>
-    <w:lsdException w:name="Hashtag" w:semiHidden="1" w:unhideWhenUsed="1"/>
-    <w:lsdException w:name="Unresolved Mention" w:semiHidden="1" w:unhideWhenUsed="1"/>
-    <w:lsdException w:name="Smart Link" w:semiHidden="1" w:unhideWhenUsed="1"/>
   </w:latentStyles>
   <w:style w:type="paragraph" w:default="1" w:styleId="Normal">
     <w:name w:val="Normal"/>
@@ -4384,6 +3902,7 @@
   <w:style w:type="character" w:default="1" w:styleId="DefaultParagraphFont">
     <w:name w:val="Default Paragraph Font"/>
     <w:uiPriority w:val="1"/>
+    <w:semiHidden/>
     <w:unhideWhenUsed/>
   </w:style>
   <w:style w:type="table" w:default="1" w:styleId="TableNormal">
